--- a/backlog.docx
+++ b/backlog.docx
@@ -35,19 +35,23 @@
             <w:tcW w:w="1565" w:type="dxa"/>
           </w:tcPr>
           <w:p>
+            <w:proofErr w:type="spellStart"/>
             <w:r>
               <w:t>UserStory</w:t>
             </w:r>
-          </w:p>
-        </w:tc>
-        <w:tc>
-          <w:tcPr>
-            <w:tcW w:w="1931" w:type="dxa"/>
-          </w:tcPr>
-          <w:p>
+            <w:proofErr w:type="spellEnd"/>
+          </w:p>
+        </w:tc>
+        <w:tc>
+          <w:tcPr>
+            <w:tcW w:w="1931" w:type="dxa"/>
+          </w:tcPr>
+          <w:p>
+            <w:proofErr w:type="spellStart"/>
             <w:r>
               <w:t>TestAcceptation</w:t>
             </w:r>
+            <w:proofErr w:type="spellEnd"/>
           </w:p>
         </w:tc>
         <w:tc>
@@ -101,7 +105,15 @@
           </w:tcPr>
           <w:p>
             <w:r>
-              <w:t>En temps que joueur je souhait me déplacer</w:t>
+              <w:t xml:space="preserve">En </w:t>
+            </w:r>
+            <w:proofErr w:type="spellStart"/>
+            <w:r>
+              <w:t>temps</w:t>
+            </w:r>
+            <w:proofErr w:type="spellEnd"/>
+            <w:r>
+              <w:t xml:space="preserve"> que joueur je souhait me déplacer</w:t>
             </w:r>
           </w:p>
         </w:tc>
@@ -150,8 +162,29 @@
           </w:tcPr>
           <w:p>
             <w:r>
-              <w:t>En temps que joueur je souhait pouvoir sauté</w:t>
-            </w:r>
+              <w:t xml:space="preserve">En </w:t>
+            </w:r>
+            <w:proofErr w:type="spellStart"/>
+            <w:r>
+              <w:t>temps</w:t>
+            </w:r>
+            <w:proofErr w:type="spellEnd"/>
+            <w:r>
+              <w:t xml:space="preserve"> que joueur je </w:t>
+            </w:r>
+            <w:proofErr w:type="spellStart"/>
+            <w:r>
+              <w:t>souhait</w:t>
+            </w:r>
+            <w:proofErr w:type="spellEnd"/>
+            <w:r>
+              <w:t xml:space="preserve"> pouvoir </w:t>
+            </w:r>
+            <w:proofErr w:type="gramStart"/>
+            <w:r>
+              <w:t>sauté</w:t>
+            </w:r>
+            <w:proofErr w:type="gramEnd"/>
           </w:p>
         </w:tc>
         <w:tc>
@@ -199,7 +232,23 @@
           </w:tcPr>
           <w:p>
             <w:r>
-              <w:t>En temps que joueur je souhait pouvoir regarder autour de moi</w:t>
+              <w:t xml:space="preserve">En </w:t>
+            </w:r>
+            <w:proofErr w:type="spellStart"/>
+            <w:r>
+              <w:t>temps</w:t>
+            </w:r>
+            <w:proofErr w:type="spellEnd"/>
+            <w:r>
+              <w:t xml:space="preserve"> que joueur je </w:t>
+            </w:r>
+            <w:proofErr w:type="spellStart"/>
+            <w:r>
+              <w:t>souhait</w:t>
+            </w:r>
+            <w:proofErr w:type="spellEnd"/>
+            <w:r>
+              <w:t xml:space="preserve"> pouvoir regarder autour de moi</w:t>
             </w:r>
           </w:p>
         </w:tc>
@@ -248,7 +297,23 @@
           </w:tcPr>
           <w:p>
             <w:r>
-              <w:t>En temps que joueur je souhait pouvoir prendre control du bateau</w:t>
+              <w:t xml:space="preserve">En </w:t>
+            </w:r>
+            <w:proofErr w:type="spellStart"/>
+            <w:r>
+              <w:t>temps</w:t>
+            </w:r>
+            <w:proofErr w:type="spellEnd"/>
+            <w:r>
+              <w:t xml:space="preserve"> que joueur je </w:t>
+            </w:r>
+            <w:proofErr w:type="spellStart"/>
+            <w:r>
+              <w:t>souhait</w:t>
+            </w:r>
+            <w:proofErr w:type="spellEnd"/>
+            <w:r>
+              <w:t xml:space="preserve"> pouvoir prendre control du bateau</w:t>
             </w:r>
           </w:p>
         </w:tc>
@@ -297,7 +362,23 @@
           </w:tcPr>
           <w:p>
             <w:r>
-              <w:t>En temps que joueur je souhait pouvoir déplacer le bateau</w:t>
+              <w:t xml:space="preserve">En </w:t>
+            </w:r>
+            <w:proofErr w:type="spellStart"/>
+            <w:r>
+              <w:t>temps</w:t>
+            </w:r>
+            <w:proofErr w:type="spellEnd"/>
+            <w:r>
+              <w:t xml:space="preserve"> que joueur je </w:t>
+            </w:r>
+            <w:proofErr w:type="spellStart"/>
+            <w:r>
+              <w:t>souhait</w:t>
+            </w:r>
+            <w:proofErr w:type="spellEnd"/>
+            <w:r>
+              <w:t xml:space="preserve"> pouvoir déplacer le bateau</w:t>
             </w:r>
           </w:p>
         </w:tc>
@@ -346,7 +427,31 @@
           </w:tcPr>
           <w:p>
             <w:r>
-              <w:t>En temps que joueur je souhait pouvoir intéragire avec le monde</w:t>
+              <w:t xml:space="preserve">En </w:t>
+            </w:r>
+            <w:proofErr w:type="spellStart"/>
+            <w:r>
+              <w:t>temps</w:t>
+            </w:r>
+            <w:proofErr w:type="spellEnd"/>
+            <w:r>
+              <w:t xml:space="preserve"> que joueur je </w:t>
+            </w:r>
+            <w:proofErr w:type="spellStart"/>
+            <w:r>
+              <w:t>souhait</w:t>
+            </w:r>
+            <w:proofErr w:type="spellEnd"/>
+            <w:r>
+              <w:t xml:space="preserve"> pouvoir </w:t>
+            </w:r>
+            <w:proofErr w:type="spellStart"/>
+            <w:r>
+              <w:t>intéragire</w:t>
+            </w:r>
+            <w:proofErr w:type="spellEnd"/>
+            <w:r>
+              <w:t xml:space="preserve"> avec le monde</w:t>
             </w:r>
           </w:p>
         </w:tc>
@@ -395,19 +500,23 @@
             <w:tcW w:w="1565" w:type="dxa"/>
           </w:tcPr>
           <w:p>
+            <w:proofErr w:type="spellStart"/>
             <w:r>
               <w:t>UserStory</w:t>
             </w:r>
-          </w:p>
-        </w:tc>
-        <w:tc>
-          <w:tcPr>
-            <w:tcW w:w="1931" w:type="dxa"/>
-          </w:tcPr>
-          <w:p>
+            <w:proofErr w:type="spellEnd"/>
+          </w:p>
+        </w:tc>
+        <w:tc>
+          <w:tcPr>
+            <w:tcW w:w="1931" w:type="dxa"/>
+          </w:tcPr>
+          <w:p>
+            <w:proofErr w:type="spellStart"/>
             <w:r>
               <w:t>TestAcceptation</w:t>
             </w:r>
+            <w:proofErr w:type="spellEnd"/>
           </w:p>
         </w:tc>
         <w:tc>
@@ -461,10 +570,26 @@
           </w:tcPr>
           <w:p>
             <w:r>
-              <w:t>En temps que joueur je souhaite</w:t>
-            </w:r>
-            <w:r>
-              <w:t xml:space="preserve"> accédé au menu principale</w:t>
+              <w:t xml:space="preserve">En </w:t>
+            </w:r>
+            <w:proofErr w:type="spellStart"/>
+            <w:r>
+              <w:t>temps</w:t>
+            </w:r>
+            <w:proofErr w:type="spellEnd"/>
+            <w:r>
+              <w:t xml:space="preserve"> que joueur je souhaite</w:t>
+            </w:r>
+            <w:r>
+              <w:t xml:space="preserve"> </w:t>
+            </w:r>
+            <w:proofErr w:type="gramStart"/>
+            <w:r>
+              <w:t>accédé</w:t>
+            </w:r>
+            <w:proofErr w:type="gramEnd"/>
+            <w:r>
+              <w:t xml:space="preserve"> au menu principale</w:t>
             </w:r>
           </w:p>
         </w:tc>
@@ -513,7 +638,23 @@
           </w:tcPr>
           <w:p>
             <w:r>
-              <w:t>En temps que joueur je souhaite accéder au option avec menu principale</w:t>
+              <w:t xml:space="preserve">En </w:t>
+            </w:r>
+            <w:proofErr w:type="spellStart"/>
+            <w:r>
+              <w:t>temps</w:t>
+            </w:r>
+            <w:proofErr w:type="spellEnd"/>
+            <w:r>
+              <w:t xml:space="preserve"> que joueur je souhaite accéder </w:t>
+            </w:r>
+            <w:proofErr w:type="gramStart"/>
+            <w:r>
+              <w:t>au option</w:t>
+            </w:r>
+            <w:proofErr w:type="gramEnd"/>
+            <w:r>
+              <w:t xml:space="preserve"> avec menu principale</w:t>
             </w:r>
             <w:r>
               <w:br/>
@@ -565,7 +706,15 @@
           </w:tcPr>
           <w:p>
             <w:r>
-              <w:t>En temps que joueur je souhaite pouvoir voir les options</w:t>
+              <w:t xml:space="preserve">En </w:t>
+            </w:r>
+            <w:proofErr w:type="spellStart"/>
+            <w:r>
+              <w:t>temps</w:t>
+            </w:r>
+            <w:proofErr w:type="spellEnd"/>
+            <w:r>
+              <w:t xml:space="preserve"> que joueur je souhaite pouvoir voir les options</w:t>
             </w:r>
           </w:p>
         </w:tc>
@@ -614,7 +763,15 @@
           </w:tcPr>
           <w:p>
             <w:r>
-              <w:t>En temps que joueur je souhaite pouvoir modifier les option</w:t>
+              <w:t xml:space="preserve">En </w:t>
+            </w:r>
+            <w:proofErr w:type="spellStart"/>
+            <w:r>
+              <w:t>temps</w:t>
+            </w:r>
+            <w:proofErr w:type="spellEnd"/>
+            <w:r>
+              <w:t xml:space="preserve"> que joueur je souhaite pouvoir modifier les option</w:t>
             </w:r>
           </w:p>
         </w:tc>
@@ -663,7 +820,15 @@
           </w:tcPr>
           <w:p>
             <w:r>
-              <w:t>En temps que joueur je souhaite pouvoir sauvegarder les option modifier</w:t>
+              <w:t xml:space="preserve">En </w:t>
+            </w:r>
+            <w:proofErr w:type="spellStart"/>
+            <w:r>
+              <w:t>temps</w:t>
+            </w:r>
+            <w:proofErr w:type="spellEnd"/>
+            <w:r>
+              <w:t xml:space="preserve"> que joueur je souhaite pouvoir sauvegarder les option modifier</w:t>
             </w:r>
           </w:p>
         </w:tc>
@@ -712,7 +877,15 @@
           </w:tcPr>
           <w:p>
             <w:r>
-              <w:t>En temps que joueur je souhaite pouvoir mettre le jeu en pause</w:t>
+              <w:t xml:space="preserve">En </w:t>
+            </w:r>
+            <w:proofErr w:type="spellStart"/>
+            <w:r>
+              <w:t>temps</w:t>
+            </w:r>
+            <w:proofErr w:type="spellEnd"/>
+            <w:r>
+              <w:t xml:space="preserve"> que joueur je souhaite pouvoir mettre le jeu en pause</w:t>
             </w:r>
           </w:p>
         </w:tc>
@@ -761,19 +934,23 @@
             <w:tcW w:w="1565" w:type="dxa"/>
           </w:tcPr>
           <w:p>
+            <w:proofErr w:type="spellStart"/>
             <w:r>
               <w:t>UserStory</w:t>
             </w:r>
-          </w:p>
-        </w:tc>
-        <w:tc>
-          <w:tcPr>
-            <w:tcW w:w="1931" w:type="dxa"/>
-          </w:tcPr>
-          <w:p>
+            <w:proofErr w:type="spellEnd"/>
+          </w:p>
+        </w:tc>
+        <w:tc>
+          <w:tcPr>
+            <w:tcW w:w="1931" w:type="dxa"/>
+          </w:tcPr>
+          <w:p>
+            <w:proofErr w:type="spellStart"/>
             <w:r>
               <w:t>TestAcceptation</w:t>
             </w:r>
+            <w:proofErr w:type="spellEnd"/>
           </w:p>
         </w:tc>
         <w:tc>
@@ -827,7 +1004,15 @@
           </w:tcPr>
           <w:p>
             <w:r>
-              <w:t>En temps que joueur je souhaite pouvoir voir le menu de pause</w:t>
+              <w:t xml:space="preserve">En </w:t>
+            </w:r>
+            <w:proofErr w:type="spellStart"/>
+            <w:r>
+              <w:t>temps</w:t>
+            </w:r>
+            <w:proofErr w:type="spellEnd"/>
+            <w:r>
+              <w:t xml:space="preserve"> que joueur je souhaite pouvoir voir le menu de pause</w:t>
             </w:r>
           </w:p>
         </w:tc>
@@ -876,7 +1061,15 @@
           </w:tcPr>
           <w:p>
             <w:r>
-              <w:t xml:space="preserve">En temps que joueur je souhaite pouvoir Revenir au menu principale avec le menu pause </w:t>
+              <w:t xml:space="preserve">En </w:t>
+            </w:r>
+            <w:proofErr w:type="spellStart"/>
+            <w:r>
+              <w:t>temps</w:t>
+            </w:r>
+            <w:proofErr w:type="spellEnd"/>
+            <w:r>
+              <w:t xml:space="preserve"> que joueur je souhaite pouvoir Revenir au menu principale avec le menu pause </w:t>
             </w:r>
           </w:p>
         </w:tc>
@@ -925,7 +1118,28 @@
           </w:tcPr>
           <w:p>
             <w:r>
-              <w:t>En temps que joueur je souhaite pouvoir  intéragire et contrôler une arme afin de combattre les ennemie</w:t>
+              <w:t xml:space="preserve">En </w:t>
+            </w:r>
+            <w:proofErr w:type="spellStart"/>
+            <w:r>
+              <w:t>temps</w:t>
+            </w:r>
+            <w:proofErr w:type="spellEnd"/>
+            <w:r>
+              <w:t xml:space="preserve"> que joueur je souhaite </w:t>
+            </w:r>
+            <w:proofErr w:type="gramStart"/>
+            <w:r>
+              <w:t xml:space="preserve">pouvoir  </w:t>
+            </w:r>
+            <w:proofErr w:type="spellStart"/>
+            <w:r>
+              <w:t>intéragire</w:t>
+            </w:r>
+            <w:proofErr w:type="spellEnd"/>
+            <w:proofErr w:type="gramEnd"/>
+            <w:r>
+              <w:t xml:space="preserve"> et contrôler une arme afin de combattre les ennemie</w:t>
             </w:r>
           </w:p>
         </w:tc>
@@ -974,11 +1188,31 @@
           </w:tcPr>
           <w:p>
             <w:r>
-              <w:t xml:space="preserve">En temps que joueur je souhaite </w:t>
+              <w:t xml:space="preserve">En </w:t>
+            </w:r>
+            <w:proofErr w:type="spellStart"/>
+            <w:r>
+              <w:t>temps</w:t>
+            </w:r>
+            <w:proofErr w:type="spellEnd"/>
+            <w:r>
+              <w:t xml:space="preserve"> que joueur je souhaite </w:t>
             </w:r>
             <w:r>
               <w:br/>
-              <w:t>pouvoir  pouvoir tiré au canon</w:t>
+            </w:r>
+            <w:proofErr w:type="gramStart"/>
+            <w:r>
+              <w:t xml:space="preserve">pouvoir  </w:t>
+            </w:r>
+            <w:proofErr w:type="spellStart"/>
+            <w:r>
+              <w:t>pouvoir</w:t>
+            </w:r>
+            <w:proofErr w:type="spellEnd"/>
+            <w:proofErr w:type="gramEnd"/>
+            <w:r>
+              <w:t xml:space="preserve"> tiré au canon</w:t>
             </w:r>
           </w:p>
         </w:tc>
@@ -1030,7 +1264,15 @@
               <w:t xml:space="preserve"> </w:t>
             </w:r>
             <w:r>
-              <w:t>En temps que joueur je souhaite pouvoir</w:t>
+              <w:t xml:space="preserve">En </w:t>
+            </w:r>
+            <w:proofErr w:type="spellStart"/>
+            <w:r>
+              <w:t>temps</w:t>
+            </w:r>
+            <w:proofErr w:type="spellEnd"/>
+            <w:r>
+              <w:t xml:space="preserve"> que joueur je souhaite pouvoir</w:t>
             </w:r>
             <w:r>
               <w:t xml:space="preserve"> tirer au lance flame</w:t>
@@ -1082,19 +1324,23 @@
             <w:tcW w:w="1565" w:type="dxa"/>
           </w:tcPr>
           <w:p>
+            <w:proofErr w:type="spellStart"/>
             <w:r>
               <w:t>UserStory</w:t>
             </w:r>
-          </w:p>
-        </w:tc>
-        <w:tc>
-          <w:tcPr>
-            <w:tcW w:w="1931" w:type="dxa"/>
-          </w:tcPr>
-          <w:p>
+            <w:proofErr w:type="spellEnd"/>
+          </w:p>
+        </w:tc>
+        <w:tc>
+          <w:tcPr>
+            <w:tcW w:w="1931" w:type="dxa"/>
+          </w:tcPr>
+          <w:p>
+            <w:proofErr w:type="spellStart"/>
             <w:r>
               <w:t>TestAcceptation</w:t>
             </w:r>
+            <w:proofErr w:type="spellEnd"/>
           </w:p>
         </w:tc>
         <w:tc>
@@ -1171,10 +1417,26 @@
           </w:tcPr>
           <w:p>
             <w:r>
-              <w:t>En temps que joueur je souhaite pouvoir</w:t>
-            </w:r>
-            <w:r>
-              <w:t xml:space="preserve"> tirer a la mitra eusse</w:t>
+              <w:t xml:space="preserve">En </w:t>
+            </w:r>
+            <w:proofErr w:type="spellStart"/>
+            <w:r>
+              <w:t>temps</w:t>
+            </w:r>
+            <w:proofErr w:type="spellEnd"/>
+            <w:r>
+              <w:t xml:space="preserve"> que joueur je souhaite pouvoir</w:t>
+            </w:r>
+            <w:r>
+              <w:t xml:space="preserve"> tirer </w:t>
+            </w:r>
+            <w:proofErr w:type="spellStart"/>
+            <w:r>
+              <w:t>a</w:t>
+            </w:r>
+            <w:proofErr w:type="spellEnd"/>
+            <w:r>
+              <w:t xml:space="preserve"> la mitra eusse</w:t>
             </w:r>
           </w:p>
         </w:tc>
@@ -1223,7 +1485,31 @@
           </w:tcPr>
           <w:p>
             <w:r>
-              <w:t>En temps que joueur  je souhaite Pouvoir aller sur  l’ile principale afin de me rendre a la guilde</w:t>
+              <w:t xml:space="preserve">En </w:t>
+            </w:r>
+            <w:proofErr w:type="spellStart"/>
+            <w:r>
+              <w:t>temps</w:t>
+            </w:r>
+            <w:proofErr w:type="spellEnd"/>
+            <w:r>
+              <w:t xml:space="preserve"> que </w:t>
+            </w:r>
+            <w:proofErr w:type="gramStart"/>
+            <w:r>
+              <w:t>joueur  je</w:t>
+            </w:r>
+            <w:proofErr w:type="gramEnd"/>
+            <w:r>
+              <w:t xml:space="preserve"> souhaite Pouvoir aller sur  l’ile principale afin de me rendre </w:t>
+            </w:r>
+            <w:proofErr w:type="spellStart"/>
+            <w:r>
+              <w:t>a</w:t>
+            </w:r>
+            <w:proofErr w:type="spellEnd"/>
+            <w:r>
+              <w:t xml:space="preserve"> la guilde</w:t>
             </w:r>
           </w:p>
         </w:tc>
@@ -1272,7 +1558,44 @@
           </w:tcPr>
           <w:p>
             <w:r>
-              <w:t>En temps que joueur je souhaite pouvoir aller a la  poissonerie  afin d,y vendre du poisson</w:t>
+              <w:t xml:space="preserve">En </w:t>
+            </w:r>
+            <w:proofErr w:type="spellStart"/>
+            <w:r>
+              <w:t>temps</w:t>
+            </w:r>
+            <w:proofErr w:type="spellEnd"/>
+            <w:r>
+              <w:t xml:space="preserve"> que joueur je souhaite pouvoir aller </w:t>
+            </w:r>
+            <w:proofErr w:type="spellStart"/>
+            <w:r>
+              <w:t>a</w:t>
+            </w:r>
+            <w:proofErr w:type="spellEnd"/>
+            <w:r>
+              <w:t xml:space="preserve"> </w:t>
+            </w:r>
+            <w:proofErr w:type="gramStart"/>
+            <w:r>
+              <w:t xml:space="preserve">la  </w:t>
+            </w:r>
+            <w:proofErr w:type="spellStart"/>
+            <w:r>
+              <w:t>poissonerie</w:t>
+            </w:r>
+            <w:proofErr w:type="spellEnd"/>
+            <w:proofErr w:type="gramEnd"/>
+            <w:r>
+              <w:t xml:space="preserve">  afin </w:t>
+            </w:r>
+            <w:proofErr w:type="spellStart"/>
+            <w:r>
+              <w:t>d,y</w:t>
+            </w:r>
+            <w:proofErr w:type="spellEnd"/>
+            <w:r>
+              <w:t xml:space="preserve"> vendre du poisson</w:t>
             </w:r>
           </w:p>
         </w:tc>
@@ -1321,16 +1644,39 @@
           </w:tcPr>
           <w:p>
             <w:r>
-              <w:t xml:space="preserve">En temps que joueur je souhaite pouvoir aller a la  </w:t>
-            </w:r>
-            <w:r>
-              <w:t>forge</w:t>
-            </w:r>
-            <w:r>
-              <w:t xml:space="preserve">  afin d,y </w:t>
-            </w:r>
-            <w:r>
-              <w:t>améliorer mes arme</w:t>
+              <w:t xml:space="preserve">En </w:t>
+            </w:r>
+            <w:proofErr w:type="spellStart"/>
+            <w:r>
+              <w:t>temps</w:t>
+            </w:r>
+            <w:proofErr w:type="spellEnd"/>
+            <w:r>
+              <w:t xml:space="preserve"> que joueur je souhaite pouvoir aller </w:t>
+            </w:r>
+            <w:proofErr w:type="spellStart"/>
+            <w:r>
+              <w:t>a</w:t>
+            </w:r>
+            <w:proofErr w:type="spellEnd"/>
+            <w:r>
+              <w:t xml:space="preserve"> </w:t>
+            </w:r>
+            <w:proofErr w:type="gramStart"/>
+            <w:r>
+              <w:t>la  forge</w:t>
+            </w:r>
+            <w:proofErr w:type="gramEnd"/>
+            <w:r>
+              <w:t xml:space="preserve">  afin </w:t>
+            </w:r>
+            <w:proofErr w:type="spellStart"/>
+            <w:r>
+              <w:t>d,y</w:t>
+            </w:r>
+            <w:proofErr w:type="spellEnd"/>
+            <w:r>
+              <w:t xml:space="preserve"> améliorer mes arme</w:t>
             </w:r>
           </w:p>
         </w:tc>
@@ -1421,14 +1767,485 @@
           </w:tcPr>
           <w:p>
             <w:r>
+              <w:t xml:space="preserve"> En </w:t>
+            </w:r>
+            <w:proofErr w:type="spellStart"/>
+            <w:r>
+              <w:t>temps</w:t>
+            </w:r>
+            <w:proofErr w:type="spellEnd"/>
+            <w:r>
+              <w:t xml:space="preserve"> que joueur je souhaite pouvoir aller </w:t>
+            </w:r>
+            <w:proofErr w:type="spellStart"/>
+            <w:proofErr w:type="gramStart"/>
+            <w:r>
+              <w:t>a</w:t>
+            </w:r>
+            <w:proofErr w:type="spellEnd"/>
+            <w:proofErr w:type="gramEnd"/>
+            <w:r>
+              <w:t xml:space="preserve"> l’ile secondaire afin d’y recevoir des </w:t>
+            </w:r>
+            <w:proofErr w:type="spellStart"/>
+            <w:r>
+              <w:t>quete</w:t>
+            </w:r>
+            <w:proofErr w:type="spellEnd"/>
+            <w:r>
+              <w:t xml:space="preserve">  </w:t>
+            </w:r>
+          </w:p>
+        </w:tc>
+        <w:tc>
+          <w:tcPr>
+            <w:tcW w:w="1931" w:type="dxa"/>
+          </w:tcPr>
+          <w:p/>
+        </w:tc>
+        <w:tc>
+          <w:tcPr>
+            <w:tcW w:w="1543" w:type="dxa"/>
+          </w:tcPr>
+          <w:p/>
+        </w:tc>
+        <w:tc>
+          <w:tcPr>
+            <w:tcW w:w="1498" w:type="dxa"/>
+          </w:tcPr>
+          <w:p/>
+        </w:tc>
+        <w:tc>
+          <w:tcPr>
+            <w:tcW w:w="1498" w:type="dxa"/>
+          </w:tcPr>
+          <w:p/>
+        </w:tc>
+      </w:tr>
+      <w:tr>
+        <w:trPr>
+          <w:trHeight w:val="1671"/>
+        </w:trPr>
+        <w:tc>
+          <w:tcPr>
+            <w:tcW w:w="1504" w:type="dxa"/>
+          </w:tcPr>
+          <w:p>
+            <w:r>
+              <w:t>23</w:t>
+            </w:r>
+          </w:p>
+        </w:tc>
+        <w:tc>
+          <w:tcPr>
+            <w:tcW w:w="1565" w:type="dxa"/>
+          </w:tcPr>
+          <w:p>
+            <w:r>
+              <w:t xml:space="preserve">En </w:t>
+            </w:r>
+            <w:proofErr w:type="spellStart"/>
+            <w:r>
+              <w:t>temps</w:t>
+            </w:r>
+            <w:proofErr w:type="spellEnd"/>
+            <w:r>
+              <w:t xml:space="preserve"> que joueur je souhaite pouvoir aller </w:t>
+            </w:r>
+            <w:proofErr w:type="spellStart"/>
+            <w:proofErr w:type="gramStart"/>
+            <w:r>
+              <w:t>a</w:t>
+            </w:r>
+            <w:proofErr w:type="spellEnd"/>
+            <w:proofErr w:type="gramEnd"/>
+            <w:r>
+              <w:t xml:space="preserve"> l’ile tertiaire afin d’y recevoir des quête  </w:t>
+            </w:r>
+          </w:p>
+        </w:tc>
+        <w:tc>
+          <w:tcPr>
+            <w:tcW w:w="1931" w:type="dxa"/>
+          </w:tcPr>
+          <w:p/>
+        </w:tc>
+        <w:tc>
+          <w:tcPr>
+            <w:tcW w:w="1543" w:type="dxa"/>
+          </w:tcPr>
+          <w:p/>
+        </w:tc>
+        <w:tc>
+          <w:tcPr>
+            <w:tcW w:w="1498" w:type="dxa"/>
+          </w:tcPr>
+          <w:p/>
+        </w:tc>
+        <w:tc>
+          <w:tcPr>
+            <w:tcW w:w="1498" w:type="dxa"/>
+          </w:tcPr>
+          <w:p/>
+        </w:tc>
+      </w:tr>
+      <w:tr>
+        <w:trPr>
+          <w:trHeight w:val="1671"/>
+        </w:trPr>
+        <w:tc>
+          <w:tcPr>
+            <w:tcW w:w="1504" w:type="dxa"/>
+          </w:tcPr>
+          <w:p>
+            <w:r>
+              <w:t>23</w:t>
+            </w:r>
+          </w:p>
+        </w:tc>
+        <w:tc>
+          <w:tcPr>
+            <w:tcW w:w="1565" w:type="dxa"/>
+          </w:tcPr>
+          <w:p>
+            <w:r>
+              <w:t>En tant que joueur, je souhaite affronter le boss Méduse afin d’acquérir ses récompenses</w:t>
+            </w:r>
+          </w:p>
+        </w:tc>
+        <w:tc>
+          <w:tcPr>
+            <w:tcW w:w="1931" w:type="dxa"/>
+          </w:tcPr>
+          <w:p/>
+        </w:tc>
+        <w:tc>
+          <w:tcPr>
+            <w:tcW w:w="1543" w:type="dxa"/>
+          </w:tcPr>
+          <w:p/>
+        </w:tc>
+        <w:tc>
+          <w:tcPr>
+            <w:tcW w:w="1498" w:type="dxa"/>
+          </w:tcPr>
+          <w:p/>
+        </w:tc>
+        <w:tc>
+          <w:tcPr>
+            <w:tcW w:w="1498" w:type="dxa"/>
+          </w:tcPr>
+          <w:p/>
+        </w:tc>
+      </w:tr>
+      <w:tr>
+        <w:trPr>
+          <w:trHeight w:val="1671"/>
+        </w:trPr>
+        <w:tc>
+          <w:tcPr>
+            <w:tcW w:w="1504" w:type="dxa"/>
+          </w:tcPr>
+          <w:p>
+            <w:r>
+              <w:t>24</w:t>
+            </w:r>
+          </w:p>
+        </w:tc>
+        <w:tc>
+          <w:tcPr>
+            <w:tcW w:w="1565" w:type="dxa"/>
+          </w:tcPr>
+          <w:p>
+            <w:r>
+              <w:t xml:space="preserve">En temps que joueur je souhaite </w:t>
+            </w:r>
+            <w:proofErr w:type="spellStart"/>
+            <w:r>
+              <w:t>Peché</w:t>
+            </w:r>
+            <w:proofErr w:type="spellEnd"/>
+            <w:r>
+              <w:t xml:space="preserve"> du poisson avec mon </w:t>
+            </w:r>
+            <w:proofErr w:type="spellStart"/>
+            <w:r>
+              <w:t>bateu</w:t>
+            </w:r>
+            <w:proofErr w:type="spellEnd"/>
+            <w:r>
+              <w:t xml:space="preserve"> afin d’avoir des matériaux</w:t>
+            </w:r>
+          </w:p>
+        </w:tc>
+        <w:tc>
+          <w:tcPr>
+            <w:tcW w:w="1931" w:type="dxa"/>
+          </w:tcPr>
+          <w:p/>
+        </w:tc>
+        <w:tc>
+          <w:tcPr>
+            <w:tcW w:w="1543" w:type="dxa"/>
+          </w:tcPr>
+          <w:p/>
+        </w:tc>
+        <w:tc>
+          <w:tcPr>
+            <w:tcW w:w="1498" w:type="dxa"/>
+          </w:tcPr>
+          <w:p/>
+        </w:tc>
+        <w:tc>
+          <w:tcPr>
+            <w:tcW w:w="1498" w:type="dxa"/>
+          </w:tcPr>
+          <w:p/>
+        </w:tc>
+      </w:tr>
+      <w:tr>
+        <w:trPr>
+          <w:trHeight w:val="1671"/>
+        </w:trPr>
+        <w:tc>
+          <w:tcPr>
+            <w:tcW w:w="1504" w:type="dxa"/>
+          </w:tcPr>
+          <w:p>
+            <w:r>
+              <w:t>25</w:t>
+            </w:r>
+          </w:p>
+        </w:tc>
+        <w:tc>
+          <w:tcPr>
+            <w:tcW w:w="1565" w:type="dxa"/>
+          </w:tcPr>
+          <w:p>
+            <w:r>
+              <w:t xml:space="preserve"> En temps que joueur je souhaite défendre ma prise face au monstre </w:t>
+            </w:r>
+            <w:proofErr w:type="spellStart"/>
+            <w:r>
+              <w:t>quil</w:t>
+            </w:r>
+            <w:proofErr w:type="spellEnd"/>
+            <w:r>
+              <w:t xml:space="preserve"> l’attaque</w:t>
+            </w:r>
+          </w:p>
+        </w:tc>
+        <w:tc>
+          <w:tcPr>
+            <w:tcW w:w="1931" w:type="dxa"/>
+          </w:tcPr>
+          <w:p/>
+        </w:tc>
+        <w:tc>
+          <w:tcPr>
+            <w:tcW w:w="1543" w:type="dxa"/>
+          </w:tcPr>
+          <w:p/>
+        </w:tc>
+        <w:tc>
+          <w:tcPr>
+            <w:tcW w:w="1498" w:type="dxa"/>
+          </w:tcPr>
+          <w:p/>
+        </w:tc>
+        <w:tc>
+          <w:tcPr>
+            <w:tcW w:w="1498" w:type="dxa"/>
+          </w:tcPr>
+          <w:p/>
+        </w:tc>
+      </w:tr>
+      <w:tr>
+        <w:trPr>
+          <w:trHeight w:val="1671"/>
+        </w:trPr>
+        <w:tc>
+          <w:tcPr>
+            <w:tcW w:w="1504" w:type="dxa"/>
+          </w:tcPr>
+          <w:p>
+            <w:r>
+              <w:t>26</w:t>
+            </w:r>
+          </w:p>
+        </w:tc>
+        <w:tc>
+          <w:tcPr>
+            <w:tcW w:w="1565" w:type="dxa"/>
+          </w:tcPr>
+          <w:p>
+            <w:r>
+              <w:t xml:space="preserve"> En temps que </w:t>
+            </w:r>
+            <w:proofErr w:type="gramStart"/>
+            <w:r>
+              <w:t>joueur  je</w:t>
+            </w:r>
+            <w:proofErr w:type="gramEnd"/>
+            <w:r>
+              <w:t xml:space="preserve"> souhaite récupéré ma prise</w:t>
+            </w:r>
+          </w:p>
+        </w:tc>
+        <w:tc>
+          <w:tcPr>
+            <w:tcW w:w="1931" w:type="dxa"/>
+          </w:tcPr>
+          <w:p/>
+        </w:tc>
+        <w:tc>
+          <w:tcPr>
+            <w:tcW w:w="1543" w:type="dxa"/>
+          </w:tcPr>
+          <w:p/>
+        </w:tc>
+        <w:tc>
+          <w:tcPr>
+            <w:tcW w:w="1498" w:type="dxa"/>
+          </w:tcPr>
+          <w:p/>
+        </w:tc>
+        <w:tc>
+          <w:tcPr>
+            <w:tcW w:w="1498" w:type="dxa"/>
+          </w:tcPr>
+          <w:p/>
+        </w:tc>
+      </w:tr>
+      <w:tr>
+        <w:trPr>
+          <w:trHeight w:val="1671"/>
+        </w:trPr>
+        <w:tc>
+          <w:tcPr>
+            <w:tcW w:w="1504" w:type="dxa"/>
+          </w:tcPr>
+          <w:p>
+            <w:r>
+              <w:lastRenderedPageBreak/>
+              <w:t>27</w:t>
+            </w:r>
+          </w:p>
+        </w:tc>
+        <w:tc>
+          <w:tcPr>
+            <w:tcW w:w="1565" w:type="dxa"/>
+          </w:tcPr>
+          <w:p>
+            <w:r>
+              <w:t xml:space="preserve">En </w:t>
+            </w:r>
+            <w:proofErr w:type="spellStart"/>
+            <w:r>
+              <w:t>temps</w:t>
+            </w:r>
+            <w:proofErr w:type="spellEnd"/>
+            <w:r>
+              <w:t xml:space="preserve"> que joueur je souhaite</w:t>
+            </w:r>
+            <w:r>
               <w:t xml:space="preserve"> </w:t>
             </w:r>
-            <w:r>
-              <w:t>En temps que joueur je souhaite pouvoir aller a l</w:t>
-            </w:r>
-            <w:r>
-              <w:t>’ile secondaire afin d’y recevoir des quete</w:t>
-            </w:r>
+            <w:proofErr w:type="gramStart"/>
+            <w:r>
+              <w:t>Fuir  la</w:t>
+            </w:r>
+            <w:proofErr w:type="gramEnd"/>
+            <w:r>
+              <w:t xml:space="preserve"> zone de </w:t>
+            </w:r>
+            <w:proofErr w:type="spellStart"/>
+            <w:r>
+              <w:t>peche</w:t>
+            </w:r>
+            <w:proofErr w:type="spellEnd"/>
+            <w:r>
+              <w:t xml:space="preserve"> afin de mettre fin au attaque</w:t>
+            </w:r>
+          </w:p>
+          <w:p/>
+        </w:tc>
+        <w:tc>
+          <w:tcPr>
+            <w:tcW w:w="1931" w:type="dxa"/>
+          </w:tcPr>
+          <w:p/>
+        </w:tc>
+        <w:tc>
+          <w:tcPr>
+            <w:tcW w:w="1543" w:type="dxa"/>
+          </w:tcPr>
+          <w:p/>
+        </w:tc>
+        <w:tc>
+          <w:tcPr>
+            <w:tcW w:w="1498" w:type="dxa"/>
+          </w:tcPr>
+          <w:p/>
+        </w:tc>
+        <w:tc>
+          <w:tcPr>
+            <w:tcW w:w="1498" w:type="dxa"/>
+          </w:tcPr>
+          <w:p/>
+        </w:tc>
+      </w:tr>
+      <w:tr>
+        <w:trPr>
+          <w:trHeight w:val="1671"/>
+        </w:trPr>
+        <w:tc>
+          <w:tcPr>
+            <w:tcW w:w="1504" w:type="dxa"/>
+          </w:tcPr>
+          <w:p>
+            <w:r>
+              <w:t>28</w:t>
+            </w:r>
+          </w:p>
+        </w:tc>
+        <w:tc>
+          <w:tcPr>
+            <w:tcW w:w="1565" w:type="dxa"/>
+          </w:tcPr>
+          <w:p>
+            <w:r>
+              <w:t xml:space="preserve"> En temps que joueur je </w:t>
+            </w:r>
+            <w:proofErr w:type="gramStart"/>
+            <w:r>
+              <w:t>souhaite  aller</w:t>
+            </w:r>
+            <w:proofErr w:type="gramEnd"/>
+            <w:r>
+              <w:t xml:space="preserve"> à la </w:t>
+            </w:r>
+            <w:proofErr w:type="spellStart"/>
+            <w:r>
+              <w:t>moitier</w:t>
+            </w:r>
+            <w:proofErr w:type="spellEnd"/>
+            <w:r>
+              <w:t xml:space="preserve"> de la zone de zone </w:t>
+            </w:r>
+            <w:proofErr w:type="spellStart"/>
+            <w:r>
+              <w:t>peche</w:t>
+            </w:r>
+            <w:proofErr w:type="spellEnd"/>
+            <w:r>
+              <w:t xml:space="preserve"> pour avoir un temps de </w:t>
+            </w:r>
+            <w:proofErr w:type="spellStart"/>
+            <w:r>
+              <w:t>répis</w:t>
+            </w:r>
+            <w:proofErr w:type="spellEnd"/>
             <w:r>
               <w:t xml:space="preserve">  </w:t>
             </w:r>
@@ -1469,444 +2286,178 @@
           </w:tcPr>
           <w:p>
             <w:r>
-              <w:t>23</w:t>
-            </w:r>
-          </w:p>
-        </w:tc>
-        <w:tc>
-          <w:tcPr>
-            <w:tcW w:w="1565" w:type="dxa"/>
-          </w:tcPr>
-          <w:p>
-            <w:r>
-              <w:t xml:space="preserve">En temps que joueur je souhaite pouvoir aller a l’ile </w:t>
-            </w:r>
-            <w:r>
-              <w:t>tertiaire</w:t>
-            </w:r>
-            <w:r>
-              <w:t xml:space="preserve"> afin d’y recevoir des </w:t>
-            </w:r>
-            <w:r>
-              <w:t>quête</w:t>
-            </w:r>
-            <w:r>
-              <w:t xml:space="preserve">  </w:t>
-            </w:r>
-          </w:p>
-        </w:tc>
-        <w:tc>
-          <w:tcPr>
-            <w:tcW w:w="1931" w:type="dxa"/>
-          </w:tcPr>
-          <w:p/>
-        </w:tc>
-        <w:tc>
-          <w:tcPr>
-            <w:tcW w:w="1543" w:type="dxa"/>
-          </w:tcPr>
-          <w:p/>
-        </w:tc>
-        <w:tc>
-          <w:tcPr>
-            <w:tcW w:w="1498" w:type="dxa"/>
-          </w:tcPr>
-          <w:p/>
-        </w:tc>
-        <w:tc>
-          <w:tcPr>
-            <w:tcW w:w="1498" w:type="dxa"/>
-          </w:tcPr>
-          <w:p/>
-        </w:tc>
-      </w:tr>
-      <w:tr>
-        <w:trPr>
-          <w:trHeight w:val="1671"/>
-        </w:trPr>
-        <w:tc>
-          <w:tcPr>
-            <w:tcW w:w="1504" w:type="dxa"/>
-          </w:tcPr>
-          <w:p>
-            <w:r>
-              <w:t>23</w:t>
-            </w:r>
-          </w:p>
-        </w:tc>
-        <w:tc>
-          <w:tcPr>
-            <w:tcW w:w="1565" w:type="dxa"/>
-          </w:tcPr>
-          <w:p/>
-        </w:tc>
-        <w:tc>
-          <w:tcPr>
-            <w:tcW w:w="1931" w:type="dxa"/>
-          </w:tcPr>
-          <w:p/>
-        </w:tc>
-        <w:tc>
-          <w:tcPr>
-            <w:tcW w:w="1543" w:type="dxa"/>
-          </w:tcPr>
-          <w:p/>
-        </w:tc>
-        <w:tc>
-          <w:tcPr>
-            <w:tcW w:w="1498" w:type="dxa"/>
-          </w:tcPr>
-          <w:p/>
-        </w:tc>
-        <w:tc>
-          <w:tcPr>
-            <w:tcW w:w="1498" w:type="dxa"/>
-          </w:tcPr>
-          <w:p/>
-        </w:tc>
-      </w:tr>
-      <w:tr>
-        <w:trPr>
-          <w:trHeight w:val="1671"/>
-        </w:trPr>
-        <w:tc>
-          <w:tcPr>
-            <w:tcW w:w="1504" w:type="dxa"/>
-          </w:tcPr>
-          <w:p/>
-        </w:tc>
-        <w:tc>
-          <w:tcPr>
-            <w:tcW w:w="1565" w:type="dxa"/>
-          </w:tcPr>
-          <w:p/>
-        </w:tc>
-        <w:tc>
-          <w:tcPr>
-            <w:tcW w:w="1931" w:type="dxa"/>
-          </w:tcPr>
-          <w:p/>
-        </w:tc>
-        <w:tc>
-          <w:tcPr>
-            <w:tcW w:w="1543" w:type="dxa"/>
-          </w:tcPr>
-          <w:p/>
-        </w:tc>
-        <w:tc>
-          <w:tcPr>
-            <w:tcW w:w="1498" w:type="dxa"/>
-          </w:tcPr>
-          <w:p/>
-        </w:tc>
-        <w:tc>
-          <w:tcPr>
-            <w:tcW w:w="1498" w:type="dxa"/>
-          </w:tcPr>
-          <w:p/>
-        </w:tc>
-      </w:tr>
-      <w:tr>
-        <w:trPr>
-          <w:trHeight w:val="1671"/>
-        </w:trPr>
-        <w:tc>
-          <w:tcPr>
-            <w:tcW w:w="1504" w:type="dxa"/>
-          </w:tcPr>
-          <w:p/>
-        </w:tc>
-        <w:tc>
-          <w:tcPr>
-            <w:tcW w:w="1565" w:type="dxa"/>
-          </w:tcPr>
-          <w:p/>
-        </w:tc>
-        <w:tc>
-          <w:tcPr>
-            <w:tcW w:w="1931" w:type="dxa"/>
-          </w:tcPr>
-          <w:p/>
-        </w:tc>
-        <w:tc>
-          <w:tcPr>
-            <w:tcW w:w="1543" w:type="dxa"/>
-          </w:tcPr>
-          <w:p/>
-        </w:tc>
-        <w:tc>
-          <w:tcPr>
-            <w:tcW w:w="1498" w:type="dxa"/>
-          </w:tcPr>
-          <w:p/>
-        </w:tc>
-        <w:tc>
-          <w:tcPr>
-            <w:tcW w:w="1498" w:type="dxa"/>
-          </w:tcPr>
-          <w:p/>
-        </w:tc>
-      </w:tr>
-      <w:tr>
-        <w:trPr>
-          <w:trHeight w:val="1671"/>
-        </w:trPr>
-        <w:tc>
-          <w:tcPr>
-            <w:tcW w:w="1504" w:type="dxa"/>
-          </w:tcPr>
-          <w:p/>
-        </w:tc>
-        <w:tc>
-          <w:tcPr>
-            <w:tcW w:w="1565" w:type="dxa"/>
-          </w:tcPr>
-          <w:p/>
-        </w:tc>
-        <w:tc>
-          <w:tcPr>
-            <w:tcW w:w="1931" w:type="dxa"/>
-          </w:tcPr>
-          <w:p/>
-        </w:tc>
-        <w:tc>
-          <w:tcPr>
-            <w:tcW w:w="1543" w:type="dxa"/>
-          </w:tcPr>
-          <w:p/>
-        </w:tc>
-        <w:tc>
-          <w:tcPr>
-            <w:tcW w:w="1498" w:type="dxa"/>
-          </w:tcPr>
-          <w:p/>
-        </w:tc>
-        <w:tc>
-          <w:tcPr>
-            <w:tcW w:w="1498" w:type="dxa"/>
-          </w:tcPr>
-          <w:p/>
-        </w:tc>
-      </w:tr>
-      <w:tr>
-        <w:trPr>
-          <w:trHeight w:val="1671"/>
-        </w:trPr>
-        <w:tc>
-          <w:tcPr>
-            <w:tcW w:w="1504" w:type="dxa"/>
-          </w:tcPr>
-          <w:p/>
-        </w:tc>
-        <w:tc>
-          <w:tcPr>
-            <w:tcW w:w="1565" w:type="dxa"/>
-          </w:tcPr>
-          <w:p/>
-        </w:tc>
-        <w:tc>
-          <w:tcPr>
-            <w:tcW w:w="1931" w:type="dxa"/>
-          </w:tcPr>
-          <w:p/>
-        </w:tc>
-        <w:tc>
-          <w:tcPr>
-            <w:tcW w:w="1543" w:type="dxa"/>
-          </w:tcPr>
-          <w:p/>
-        </w:tc>
-        <w:tc>
-          <w:tcPr>
-            <w:tcW w:w="1498" w:type="dxa"/>
-          </w:tcPr>
-          <w:p/>
-        </w:tc>
-        <w:tc>
-          <w:tcPr>
-            <w:tcW w:w="1498" w:type="dxa"/>
-          </w:tcPr>
-          <w:p/>
-        </w:tc>
-      </w:tr>
-      <w:tr>
-        <w:trPr>
-          <w:trHeight w:val="1671"/>
-        </w:trPr>
-        <w:tc>
-          <w:tcPr>
-            <w:tcW w:w="1504" w:type="dxa"/>
-          </w:tcPr>
-          <w:p/>
-        </w:tc>
-        <w:tc>
-          <w:tcPr>
-            <w:tcW w:w="1565" w:type="dxa"/>
-          </w:tcPr>
-          <w:p/>
-        </w:tc>
-        <w:tc>
-          <w:tcPr>
-            <w:tcW w:w="1931" w:type="dxa"/>
-          </w:tcPr>
-          <w:p/>
-        </w:tc>
-        <w:tc>
-          <w:tcPr>
-            <w:tcW w:w="1543" w:type="dxa"/>
-          </w:tcPr>
-          <w:p/>
-        </w:tc>
-        <w:tc>
-          <w:tcPr>
-            <w:tcW w:w="1498" w:type="dxa"/>
-          </w:tcPr>
-          <w:p/>
-        </w:tc>
-        <w:tc>
-          <w:tcPr>
-            <w:tcW w:w="1498" w:type="dxa"/>
-          </w:tcPr>
-          <w:p/>
-        </w:tc>
-      </w:tr>
-      <w:tr>
-        <w:trPr>
-          <w:trHeight w:val="1671"/>
-        </w:trPr>
-        <w:tc>
-          <w:tcPr>
-            <w:tcW w:w="1504" w:type="dxa"/>
-          </w:tcPr>
-          <w:p/>
-        </w:tc>
-        <w:tc>
-          <w:tcPr>
-            <w:tcW w:w="1565" w:type="dxa"/>
-          </w:tcPr>
-          <w:p/>
-        </w:tc>
-        <w:tc>
-          <w:tcPr>
-            <w:tcW w:w="1931" w:type="dxa"/>
-          </w:tcPr>
-          <w:p/>
-        </w:tc>
-        <w:tc>
-          <w:tcPr>
-            <w:tcW w:w="1543" w:type="dxa"/>
-          </w:tcPr>
-          <w:p/>
-        </w:tc>
-        <w:tc>
-          <w:tcPr>
-            <w:tcW w:w="1498" w:type="dxa"/>
-          </w:tcPr>
-          <w:p/>
-        </w:tc>
-        <w:tc>
-          <w:tcPr>
-            <w:tcW w:w="1498" w:type="dxa"/>
-          </w:tcPr>
-          <w:p/>
-        </w:tc>
-      </w:tr>
-      <w:tr>
-        <w:trPr>
-          <w:trHeight w:val="1671"/>
-        </w:trPr>
-        <w:tc>
-          <w:tcPr>
-            <w:tcW w:w="1504" w:type="dxa"/>
-          </w:tcPr>
-          <w:p/>
-        </w:tc>
-        <w:tc>
-          <w:tcPr>
-            <w:tcW w:w="1565" w:type="dxa"/>
-          </w:tcPr>
-          <w:p/>
-        </w:tc>
-        <w:tc>
-          <w:tcPr>
-            <w:tcW w:w="1931" w:type="dxa"/>
-          </w:tcPr>
-          <w:p/>
-        </w:tc>
-        <w:tc>
-          <w:tcPr>
-            <w:tcW w:w="1543" w:type="dxa"/>
-          </w:tcPr>
-          <w:p/>
-        </w:tc>
-        <w:tc>
-          <w:tcPr>
-            <w:tcW w:w="1498" w:type="dxa"/>
-          </w:tcPr>
-          <w:p/>
-        </w:tc>
-        <w:tc>
-          <w:tcPr>
-            <w:tcW w:w="1498" w:type="dxa"/>
-          </w:tcPr>
-          <w:p/>
-        </w:tc>
-      </w:tr>
-      <w:tr>
-        <w:trPr>
-          <w:trHeight w:val="1671"/>
-        </w:trPr>
-        <w:tc>
-          <w:tcPr>
-            <w:tcW w:w="1504" w:type="dxa"/>
-          </w:tcPr>
-          <w:p/>
-        </w:tc>
-        <w:tc>
-          <w:tcPr>
-            <w:tcW w:w="1565" w:type="dxa"/>
-          </w:tcPr>
-          <w:p/>
-        </w:tc>
-        <w:tc>
-          <w:tcPr>
-            <w:tcW w:w="1931" w:type="dxa"/>
-          </w:tcPr>
-          <w:p/>
-        </w:tc>
-        <w:tc>
-          <w:tcPr>
-            <w:tcW w:w="1543" w:type="dxa"/>
-          </w:tcPr>
-          <w:p/>
-        </w:tc>
-        <w:tc>
-          <w:tcPr>
-            <w:tcW w:w="1498" w:type="dxa"/>
-          </w:tcPr>
-          <w:p/>
-        </w:tc>
-        <w:tc>
-          <w:tcPr>
-            <w:tcW w:w="1498" w:type="dxa"/>
-          </w:tcPr>
-          <w:p/>
-        </w:tc>
-      </w:tr>
-      <w:tr>
-        <w:trPr>
-          <w:trHeight w:val="1671"/>
-        </w:trPr>
-        <w:tc>
-          <w:tcPr>
-            <w:tcW w:w="1504" w:type="dxa"/>
-          </w:tcPr>
-          <w:p/>
-        </w:tc>
-        <w:tc>
-          <w:tcPr>
-            <w:tcW w:w="1565" w:type="dxa"/>
-          </w:tcPr>
+              <w:t>29</w:t>
+            </w:r>
+          </w:p>
+        </w:tc>
+        <w:tc>
+          <w:tcPr>
+            <w:tcW w:w="1565" w:type="dxa"/>
+          </w:tcPr>
+          <w:p>
+            <w:r>
+              <w:t>En tant que joueur, je souhaite affronter le boss Crabe afin d’acquérir ses récompenses</w:t>
+            </w:r>
+          </w:p>
+        </w:tc>
+        <w:tc>
+          <w:tcPr>
+            <w:tcW w:w="1931" w:type="dxa"/>
+          </w:tcPr>
+          <w:p/>
+        </w:tc>
+        <w:tc>
+          <w:tcPr>
+            <w:tcW w:w="1543" w:type="dxa"/>
+          </w:tcPr>
+          <w:p/>
+        </w:tc>
+        <w:tc>
+          <w:tcPr>
+            <w:tcW w:w="1498" w:type="dxa"/>
+          </w:tcPr>
+          <w:p/>
+        </w:tc>
+        <w:tc>
+          <w:tcPr>
+            <w:tcW w:w="1498" w:type="dxa"/>
+          </w:tcPr>
+          <w:p/>
+        </w:tc>
+      </w:tr>
+      <w:tr>
+        <w:trPr>
+          <w:trHeight w:val="1671"/>
+        </w:trPr>
+        <w:tc>
+          <w:tcPr>
+            <w:tcW w:w="1504" w:type="dxa"/>
+          </w:tcPr>
+          <w:p>
+            <w:r>
+              <w:t>30</w:t>
+            </w:r>
+          </w:p>
+        </w:tc>
+        <w:tc>
+          <w:tcPr>
+            <w:tcW w:w="1565" w:type="dxa"/>
+          </w:tcPr>
+          <w:p>
+            <w:r>
+              <w:t xml:space="preserve">En tant que joueur, je </w:t>
+            </w:r>
+            <w:r>
+              <w:t>souhaite voir</w:t>
+            </w:r>
+            <w:r>
+              <w:t xml:space="preserve"> mon Inventaire</w:t>
+            </w:r>
+          </w:p>
+        </w:tc>
+        <w:tc>
+          <w:tcPr>
+            <w:tcW w:w="1931" w:type="dxa"/>
+          </w:tcPr>
+          <w:p/>
+        </w:tc>
+        <w:tc>
+          <w:tcPr>
+            <w:tcW w:w="1543" w:type="dxa"/>
+          </w:tcPr>
+          <w:p/>
+        </w:tc>
+        <w:tc>
+          <w:tcPr>
+            <w:tcW w:w="1498" w:type="dxa"/>
+          </w:tcPr>
+          <w:p/>
+        </w:tc>
+        <w:tc>
+          <w:tcPr>
+            <w:tcW w:w="1498" w:type="dxa"/>
+          </w:tcPr>
+          <w:p/>
+        </w:tc>
+      </w:tr>
+      <w:tr>
+        <w:trPr>
+          <w:trHeight w:val="1671"/>
+        </w:trPr>
+        <w:tc>
+          <w:tcPr>
+            <w:tcW w:w="1504" w:type="dxa"/>
+          </w:tcPr>
+          <w:p>
+            <w:r>
+              <w:t>31</w:t>
+            </w:r>
+          </w:p>
+        </w:tc>
+        <w:tc>
+          <w:tcPr>
+            <w:tcW w:w="1565" w:type="dxa"/>
+          </w:tcPr>
+          <w:p>
+            <w:r>
+              <w:t>En tant que joueur, je souhaite</w:t>
+            </w:r>
+            <w:r>
+              <w:t xml:space="preserve"> Trier les objet mon inventaire</w:t>
+            </w:r>
+          </w:p>
+        </w:tc>
+        <w:tc>
+          <w:tcPr>
+            <w:tcW w:w="1931" w:type="dxa"/>
+          </w:tcPr>
+          <w:p/>
+        </w:tc>
+        <w:tc>
+          <w:tcPr>
+            <w:tcW w:w="1543" w:type="dxa"/>
+          </w:tcPr>
+          <w:p/>
+        </w:tc>
+        <w:tc>
+          <w:tcPr>
+            <w:tcW w:w="1498" w:type="dxa"/>
+          </w:tcPr>
+          <w:p/>
+        </w:tc>
+        <w:tc>
+          <w:tcPr>
+            <w:tcW w:w="1498" w:type="dxa"/>
+          </w:tcPr>
+          <w:p/>
+        </w:tc>
+      </w:tr>
+      <w:tr>
+        <w:trPr>
+          <w:trHeight w:val="1671"/>
+        </w:trPr>
+        <w:tc>
+          <w:tcPr>
+            <w:tcW w:w="1504" w:type="dxa"/>
+          </w:tcPr>
+          <w:p>
+            <w:r>
+              <w:t>32</w:t>
+            </w:r>
+          </w:p>
+        </w:tc>
+        <w:tc>
+          <w:tcPr>
+            <w:tcW w:w="1565" w:type="dxa"/>
+          </w:tcPr>
+          <w:p>
+            <w:r>
+              <w:t>En tant que joueur, je souhaite</w:t>
+            </w:r>
+            <w:r>
+              <w:t xml:space="preserve"> jeter des items de mon inventaire</w:t>
+            </w:r>
+          </w:p>
           <w:p/>
         </w:tc>
         <w:tc>
@@ -3287,6 +3838,7 @@
   <w:style w:type="character" w:default="1" w:styleId="Policepardfaut">
     <w:name w:val="Default Paragraph Font"/>
     <w:uiPriority w:val="1"/>
+    <w:semiHidden/>
     <w:unhideWhenUsed/>
   </w:style>
   <w:style w:type="table" w:default="1" w:styleId="TableauNormal">
